--- a/A1_Nivel_1/Programa_Inscripcion_A1_2pag.docx
+++ b/A1_Nivel_1/Programa_Inscripcion_A1_2pag.docx
@@ -355,7 +355,7 @@
                 <w:sz w:val="16"/>
                 <w:szCs w:val="16"/>
               </w:rPr>
-              <w:t xml:space="preserve">11 clases × 90 min · sábados</w:t>
+              <w:t xml:space="preserve">11 clases × 90 min</w:t>
             </w:r>
           </w:p>
         </w:tc>
@@ -422,7 +422,7 @@
                 <w:sz w:val="16"/>
                 <w:szCs w:val="16"/>
               </w:rPr>
-              <w:t xml:space="preserve">Sábado 11 de julio de 2026</w:t>
+              <w:t xml:space="preserve">Mié 8 o sáb 11 de julio</w:t>
             </w:r>
           </w:p>
         </w:tc>
@@ -491,7 +491,7 @@
                 <w:sz w:val="16"/>
                 <w:szCs w:val="16"/>
               </w:rPr>
-              <w:t xml:space="preserve">11:00 Chile · 16:00 España</w:t>
+              <w:t xml:space="preserve">Mié 20:00 · Sáb 11:00 (Chile)</w:t>
             </w:r>
           </w:p>
         </w:tc>
@@ -2385,7 +2385,7 @@
           <w:sz w:val="19"/>
           <w:szCs w:val="19"/>
         </w:rPr>
-        <w:t xml:space="preserve">Recibes el material de bienvenida y el link de Zoom antes del 11 de julio.</w:t>
+        <w:t xml:space="preserve">Recibes el material de bienvenida y el link de Zoom antes de tu primera clase.</w:t>
       </w:r>
     </w:p>
     <w:p>

--- a/A1_Nivel_1/Programa_Inscripcion_A1_2pag.docx
+++ b/A1_Nivel_1/Programa_Inscripcion_A1_2pag.docx
@@ -1670,7 +1670,7 @@
           <w:sz w:val="18"/>
           <w:szCs w:val="18"/>
         </w:rPr>
-        <w:t xml:space="preserve">Certificado de finalización · Método Chingu™ (enseñado desde el español)</w:t>
+        <w:t xml:space="preserve">Certificado por participación · Método Chingu™ (enseñado desde el español)</w:t>
       </w:r>
     </w:p>
     <w:p>
@@ -1754,7 +1754,7 @@
           <w:sz w:val="34"/>
           <w:szCs w:val="34"/>
         </w:rPr>
-        <w:t xml:space="preserve">$89 USD </w:t>
+        <w:t xml:space="preserve">$89 USD / $85.000 CLP </w:t>
       </w:r>
       <w:r>
         <w:rPr>
@@ -1777,7 +1777,7 @@
           <w:sz w:val="18"/>
           <w:szCs w:val="18"/>
         </w:rPr>
-        <w:t xml:space="preserve">Vigente hasta el 30 de junio de 2026. Garantía: primera semana o te devolvemos el 100%.</w:t>
+        <w:t xml:space="preserve">Vigente hasta el 30 de junio de 2026. Incluye certificado por participación en las clases.</w:t>
       </w:r>
     </w:p>
     <w:p>

--- a/A1_Nivel_1/Programa_Inscripcion_A1_2pag.docx
+++ b/A1_Nivel_1/Programa_Inscripcion_A1_2pag.docx
@@ -491,7 +491,7 @@
                 <w:sz w:val="16"/>
                 <w:szCs w:val="16"/>
               </w:rPr>
-              <w:t xml:space="preserve">Mié 20:00 · Sáb 11:00 (Chile)</w:t>
+              <w:t xml:space="preserve">Mié 20:00 · Sáb 11:00 (Chile) / 17:00 (España)</w:t>
             </w:r>
           </w:p>
         </w:tc>
@@ -1777,7 +1777,7 @@
           <w:sz w:val="18"/>
           <w:szCs w:val="18"/>
         </w:rPr>
-        <w:t xml:space="preserve">Vigente hasta el 30 de junio de 2026. Incluye certificado por participación en las clases.</w:t>
+        <w:t xml:space="preserve">Vigente hasta el 6 de julio de 2026. Incluye certificado por participación en las clases.</w:t>
       </w:r>
     </w:p>
     <w:p>
@@ -2368,7 +2368,7 @@
           <w:sz w:val="19"/>
           <w:szCs w:val="19"/>
         </w:rPr>
-        <w:t xml:space="preserve">Te confirmamos tu cupo en la clase de los sábados.</w:t>
+        <w:t xml:space="preserve">Te confirmamos tu cupo en tu clase (miércoles o sábados).</w:t>
       </w:r>
     </w:p>
     <w:p>
@@ -2521,7 +2521,7 @@
           <w:sz w:val="19"/>
           <w:szCs w:val="19"/>
         </w:rPr>
-        <w:t xml:space="preserve">  ¿Aún no decides? Ven al </w:t>
+        <w:t xml:space="preserve">  ¿Aún no decides? Mira la grabación de nuestro </w:t>
       </w:r>
       <w:r>
         <w:rPr>
@@ -2539,7 +2539,7 @@
           <w:sz w:val="19"/>
           <w:szCs w:val="19"/>
         </w:rPr>
-        <w:t xml:space="preserve"> del sábado 27 de junio: aprende a leer coreano en 1 hora, sin compromiso.  </w:t>
+        <w:t xml:space="preserve"> y aprende a leer coreano en 1 hora, sin compromiso. Inscripciones abiertas hasta el 6 de julio.  </w:t>
       </w:r>
     </w:p>
     <w:p>
